--- a/story/The_Midnight_Confessor_Batch21.docx
+++ b/story/The_Midnight_Confessor_Batch21.docx
@@ -610,6 +610,36 @@
       </w:r>
     </w:p>
     <w:p>
+      <w:r>
+        <w:t>My phone vibrated. Sarah. 'Jack, we have a problem. The FBI just got a warrant. They're moving in ten minutes. You need to decide now.'</w:t>
+      </w:r>
+    </w:p>
+    <w:p>
+      <w:r>
+        <w:t>I studied the evidence spread before me. The choice wasn't just about method. It was about survival. The system was closing in. Every second counted. I could hear sirens in the distance. Getting closer.</w:t>
+      </w:r>
+    </w:p>
+    <w:p>
+      <w:r>
+        <w:t>'They're five minutes out, Jack,' Sarah's voice was urgent. 'What do you want to do?'</w:t>
+      </w:r>
+    </w:p>
+    <w:p>
+      <w:r>
+        <w:t>The phone rang. Martinez. 'Halloway, we know where you are. We're sending a team. You have fifteen minutes to surrender or we're coming in hot.'</w:t>
+      </w:r>
+    </w:p>
+    <w:p>
+      <w:r>
+        <w:t>I looked around. The evidence was here. The choice was here. But the law was closing in. I could hear helicopters in the distance. The net was tightening.</w:t>
+      </w:r>
+    </w:p>
+    <w:p>
+      <w:r>
+        <w:t>'Jack, we need to move,' Sarah said. Her hand was on her weapon. 'Now.'</w:t>
+      </w:r>
+    </w:p>
+    <w:p>
       <w:pPr>
         <w:pBdr>
           <w:top w:space="0" w:sz="0" w:val="nil"/>
@@ -1240,6 +1270,36 @@
       </w:r>
     </w:p>
     <w:p>
+      <w:r>
+        <w:t>My phone vibrated. Sarah. 'Jack, we have a problem. The FBI just got a warrant. They're moving in ten minutes. You need to decide now.'</w:t>
+      </w:r>
+    </w:p>
+    <w:p>
+      <w:r>
+        <w:t>I studied the evidence spread before me. The choice wasn't just about method. It was about survival. The system was closing in. Every second counted. I could hear sirens in the distance. Getting closer.</w:t>
+      </w:r>
+    </w:p>
+    <w:p>
+      <w:r>
+        <w:t>'They're five minutes out, Jack,' Sarah's voice was urgent. 'What do you want to do?'</w:t>
+      </w:r>
+    </w:p>
+    <w:p>
+      <w:r>
+        <w:t>My phone rang. Unknown number. 'Detective Halloway. The Overseer's security team just left the building. They're heading to your location. ETA eight minutes. You need to decide. Now.'</w:t>
+      </w:r>
+    </w:p>
+    <w:p>
+      <w:r>
+        <w:t>I felt the weight of the moment. The evidence in my hands. The choice before me. The clock ticking down. Every second mattered. Every decision had consequences.</w:t>
+      </w:r>
+    </w:p>
+    <w:p>
+      <w:r>
+        <w:t>'What's it going to be, Jack?' Sarah asked. Her eyes were hard. 'We're running out of time.'</w:t>
+      </w:r>
+    </w:p>
+    <w:p>
       <w:pPr>
         <w:pBdr>
           <w:top w:space="0" w:sz="0" w:val="nil"/>
@@ -1676,6 +1736,250 @@
         <w:rPr/>
       </w:pPr>
       <w:r>
+        <w:t>NARRATIVE: I headed to a remote marina. Another one of Victoria's shell properties. A small fast boat waited there. Fueled and ready. It contained a dossier with a new identity and money. Passage to a country that doesn't ask questions.</w:t>
+      </w:r>
+    </w:p>
+    <w:p>
+      <w:pPr>
+        <w:pBdr>
+          <w:top w:space="0" w:sz="0" w:val="nil"/>
+          <w:left w:space="0" w:sz="0" w:val="nil"/>
+          <w:bottom w:space="0" w:sz="0" w:val="nil"/>
+          <w:right w:space="0" w:sz="0" w:val="nil"/>
+          <w:between w:space="0" w:sz="0" w:val="nil"/>
+        </w:pBdr>
+        <w:shd w:fill="auto" w:val="clear"/>
+        <w:rPr/>
+      </w:pPr>
+      <w:r>
+        <w:rPr>
+          <w:rtl w:val="0"/>
+        </w:rPr>
+        <w:t xml:space="preserve">As I stood on the dock the wind was sharp and cold. My phone rang. Sarah. She had tracked my burner.</w:t>
+      </w:r>
+    </w:p>
+    <w:p>
+      <w:pPr>
+        <w:pBdr>
+          <w:top w:space="0" w:sz="0" w:val="nil"/>
+          <w:left w:space="0" w:sz="0" w:val="nil"/>
+          <w:bottom w:space="0" w:sz="0" w:val="nil"/>
+          <w:right w:space="0" w:sz="0" w:val="nil"/>
+          <w:between w:space="0" w:sz="0" w:val="nil"/>
+        </w:pBdr>
+        <w:shd w:fill="auto" w:val="clear"/>
+        <w:rPr/>
+      </w:pPr>
+      <w:r>
+        <w:rPr>
+          <w:rtl w:val="0"/>
+        </w:rPr>
+        <w:t xml:space="preserve">"You fool Jack! You got them out! But you are a felon! You are a hero in the headlines but a target for the Marshals. Where are you?"</w:t>
+      </w:r>
+    </w:p>
+    <w:p>
+      <w:pPr>
+        <w:pBdr>
+          <w:top w:space="0" w:sz="0" w:val="nil"/>
+          <w:left w:space="0" w:sz="0" w:val="nil"/>
+          <w:bottom w:space="0" w:sz="0" w:val="nil"/>
+          <w:right w:space="0" w:sz="0" w:val="nil"/>
+          <w:between w:space="0" w:sz="0" w:val="nil"/>
+        </w:pBdr>
+        <w:shd w:fill="auto" w:val="clear"/>
+        <w:rPr/>
+      </w:pPr>
+      <w:r>
+        <w:rPr>
+          <w:rtl w:val="0"/>
+        </w:rPr>
+        <w:t xml:space="preserve">"I’m out Sarah. I’m gone. The innocents are safe. That is what matters."</w:t>
+      </w:r>
+    </w:p>
+    <w:p>
+      <w:pPr>
+        <w:pBdr>
+          <w:top w:space="0" w:sz="0" w:val="nil"/>
+          <w:left w:space="0" w:sz="0" w:val="nil"/>
+          <w:bottom w:space="0" w:sz="0" w:val="nil"/>
+          <w:right w:space="0" w:sz="0" w:val="nil"/>
+          <w:between w:space="0" w:sz="0" w:val="nil"/>
+        </w:pBdr>
+        <w:shd w:fill="auto" w:val="clear"/>
+        <w:rPr/>
+      </w:pPr>
+      <w:r>
+        <w:rPr>
+          <w:rtl w:val="0"/>
+        </w:rPr>
+        <w:t xml:space="preserve">"It is not over!" she insisted. Her voice was ragged with urgency. "You need to finish this. The cleanup is worse than the leak. You know where the loose ends are. If you leave now the entire Blackwell operation will fall into the hands of the Overseer's remaining lieutenants. You have to stop them from seizing control!"</w:t>
+      </w:r>
+    </w:p>
+    <w:p>
+      <w:pPr>
+        <w:pBdr>
+          <w:top w:space="0" w:sz="0" w:val="nil"/>
+          <w:left w:space="0" w:sz="0" w:val="nil"/>
+          <w:bottom w:space="0" w:sz="0" w:val="nil"/>
+          <w:right w:space="0" w:sz="0" w:val="nil"/>
+          <w:between w:space="0" w:sz="0" w:val="nil"/>
+        </w:pBdr>
+        <w:shd w:fill="auto" w:val="clear"/>
+        <w:rPr/>
+      </w:pPr>
+      <w:r>
+        <w:rPr>
+          <w:rtl w:val="0"/>
+        </w:rPr>
+        <w:t xml:space="preserve">I had the boat and the new life. Freedom stretched before me like a wide empty ocean. But Sarah was right. The snake was headless but its body was still twitching. The thought of the old corruption rising and using Victoria's empire for pure evil was intolerable.</w:t>
+      </w:r>
+    </w:p>
+    <w:p>
+      <w:pPr>
+        <w:pBdr>
+          <w:top w:space="0" w:sz="0" w:val="nil"/>
+          <w:left w:space="0" w:sz="0" w:val="nil"/>
+          <w:bottom w:space="0" w:sz="0" w:val="nil"/>
+          <w:right w:space="0" w:sz="0" w:val="nil"/>
+          <w:between w:space="0" w:sz="0" w:val="nil"/>
+        </w:pBdr>
+        <w:shd w:fill="auto" w:val="clear"/>
+        <w:rPr/>
+      </w:pPr>
+      <w:r>
+        <w:rPr>
+          <w:rtl w:val="0"/>
+        </w:rPr>
+        <w:t xml:space="preserve">"I need access to the final server logs. The ones only Victoria had," I told her.</w:t>
+      </w:r>
+    </w:p>
+    <w:p>
+      <w:pPr>
+        <w:pBdr>
+          <w:top w:space="0" w:sz="0" w:val="nil"/>
+          <w:left w:space="0" w:sz="0" w:val="nil"/>
+          <w:bottom w:space="0" w:sz="0" w:val="nil"/>
+          <w:right w:space="0" w:sz="0" w:val="nil"/>
+          <w:between w:space="0" w:sz="0" w:val="nil"/>
+        </w:pBdr>
+        <w:shd w:fill="auto" w:val="clear"/>
+        <w:rPr/>
+      </w:pPr>
+      <w:r>
+        <w:rPr>
+          <w:rtl w:val="0"/>
+        </w:rPr>
+        <w:t xml:space="preserve">"I can't help a fugitive Jack. If I involve myself the entire Conviction Integrity Project is tainted. I go to jail for obstruction. You broke the law to save them. You can't ask me to break it to save you."</w:t>
+      </w:r>
+    </w:p>
+    <w:p>
+      <w:pPr>
+        <w:pBdr>
+          <w:top w:space="0" w:sz="0" w:val="nil"/>
+          <w:left w:space="0" w:sz="0" w:val="nil"/>
+          <w:bottom w:space="0" w:sz="0" w:val="nil"/>
+          <w:right w:space="0" w:sz="0" w:val="nil"/>
+          <w:between w:space="0" w:sz="0" w:val="nil"/>
+        </w:pBdr>
+        <w:shd w:fill="auto" w:val="clear"/>
+        <w:spacing w:after="240" w:lineRule="auto"/>
+        <w:rPr/>
+      </w:pPr>
+      <w:r>
+        <w:rPr>
+          <w:rtl w:val="0"/>
+        </w:rPr>
+        <w:t xml:space="preserve">"Then I'm gone," I stated. I walked toward the boat.</w:t>
+      </w:r>
+    </w:p>
+    <w:p>
+      <w:pPr>
+        <w:pStyle w:val="Heading3"/>
+        <w:pBdr>
+          <w:top w:space="0" w:sz="0" w:val="nil"/>
+          <w:left w:space="0" w:sz="0" w:val="nil"/>
+          <w:bottom w:space="0" w:sz="0" w:val="nil"/>
+          <w:right w:space="0" w:sz="0" w:val="nil"/>
+          <w:between w:space="0" w:sz="0" w:val="nil"/>
+        </w:pBdr>
+        <w:shd w:fill="auto" w:val="clear"/>
+        <w:spacing w:before="0" w:lineRule="auto"/>
+        <w:rPr/>
+      </w:pPr>
+      <w:r>
+        <w:rPr>
+          <w:rtl w:val="0"/>
+        </w:rPr>
+        <w:t xml:space="preserve">Subchapter 11.3APE - The Final Identity</w:t>
+      </w:r>
+    </w:p>
+    <w:p>
+      <w:pPr>
+        <w:pBdr>
+          <w:top w:space="0" w:sz="0" w:val="nil"/>
+          <w:left w:space="0" w:sz="0" w:val="nil"/>
+          <w:bottom w:space="0" w:sz="0" w:val="nil"/>
+          <w:right w:space="0" w:sz="0" w:val="nil"/>
+          <w:between w:space="0" w:sz="0" w:val="nil"/>
+        </w:pBdr>
+        <w:shd w:fill="auto" w:val="clear"/>
+        <w:rPr/>
+      </w:pPr>
+      <w:r>
+        <w:rPr>
+          <w:b w:val="1"/>
+          <w:bCs w:val="1"/>
+          <w:rtl w:val="0"/>
+        </w:rPr>
+        <w:t xml:space="preserve">PREVIOUSLY:</w:t>
+      </w:r>
+      <w:r>
+        <w:rPr>
+          <w:rtl w:val="0"/>
+        </w:rPr>
+        <w:t xml:space="preserve"> The boat is ready. The car is ready. Jack must choose his life.</w:t>
+      </w:r>
+    </w:p>
+    <w:p>
+      <w:pPr>
+        <w:pBdr>
+          <w:top w:space="0" w:sz="0" w:val="nil"/>
+          <w:left w:space="0" w:sz="0" w:val="nil"/>
+          <w:bottom w:space="0" w:sz="0" w:val="nil"/>
+          <w:right w:space="0" w:sz="0" w:val="nil"/>
+          <w:between w:space="0" w:sz="0" w:val="nil"/>
+        </w:pBdr>
+        <w:shd w:fill="auto" w:val="clear"/>
+        <w:rPr/>
+      </w:pPr>
+      <w:r>
+        <w:rPr>
+          <w:b w:val="1"/>
+          <w:bCs w:val="1"/>
+          <w:rtl w:val="0"/>
+        </w:rPr>
+        <w:t xml:space="preserve">BRIDGE TEXT:</w:t>
+      </w:r>
+      <w:r>
+        <w:rPr>
+          <w:rtl w:val="0"/>
+        </w:rPr>
+        <w:t xml:space="preserve"> A foot on the deck. A hand on the car door.</w:t>
+      </w:r>
+    </w:p>
+    <w:p>
+      <w:pPr>
+        <w:pBdr>
+          <w:top w:space="0" w:sz="0" w:val="nil"/>
+          <w:left w:space="0" w:sz="0" w:val="nil"/>
+          <w:bottom w:space="0" w:sz="0" w:val="nil"/>
+          <w:right w:space="0" w:sz="0" w:val="nil"/>
+          <w:between w:space="0" w:sz="0" w:val="nil"/>
+        </w:pBdr>
+        <w:shd w:fill="auto" w:val="clear"/>
+        <w:rPr/>
+      </w:pPr>
+      <w:r>
         <w:rPr>
           <w:b w:val="1"/>
           <w:bCs w:val="1"/>
@@ -1687,262 +1991,37 @@
         <w:rPr>
           <w:rtl w:val="0"/>
         </w:rPr>
-        <w:t xml:space="preserve">I drove to a remote marina. Another one of Victoria's shell properties. A small fast boat waited there. Fueled and ready. It contained a dossier with a new identity and money. Passage to a country that doesn't ask questions.</w:t>
-      </w:r>
-    </w:p>
-    <w:p>
-      <w:pPr>
-        <w:pBdr>
-          <w:top w:space="0" w:sz="0" w:val="nil"/>
-          <w:left w:space="0" w:sz="0" w:val="nil"/>
-          <w:bottom w:space="0" w:sz="0" w:val="nil"/>
-          <w:right w:space="0" w:sz="0" w:val="nil"/>
-          <w:between w:space="0" w:sz="0" w:val="nil"/>
-        </w:pBdr>
-        <w:shd w:fill="auto" w:val="clear"/>
-        <w:rPr/>
-      </w:pPr>
-      <w:r>
-        <w:rPr>
-          <w:rtl w:val="0"/>
-        </w:rPr>
-        <w:t xml:space="preserve">As I stood on the dock the wind was sharp and cold. My phone rang. Sarah. She had tracked my burner.</w:t>
-      </w:r>
-    </w:p>
-    <w:p>
-      <w:pPr>
-        <w:pBdr>
-          <w:top w:space="0" w:sz="0" w:val="nil"/>
-          <w:left w:space="0" w:sz="0" w:val="nil"/>
-          <w:bottom w:space="0" w:sz="0" w:val="nil"/>
-          <w:right w:space="0" w:sz="0" w:val="nil"/>
-          <w:between w:space="0" w:sz="0" w:val="nil"/>
-        </w:pBdr>
-        <w:shd w:fill="auto" w:val="clear"/>
-        <w:rPr/>
-      </w:pPr>
-      <w:r>
-        <w:rPr>
-          <w:rtl w:val="0"/>
-        </w:rPr>
-        <w:t xml:space="preserve">"You fool Jack! You got them out! But you are a felon! You are a hero in the headlines but a target for the Marshals. Where are you?"</w:t>
-      </w:r>
-    </w:p>
-    <w:p>
-      <w:pPr>
-        <w:pBdr>
-          <w:top w:space="0" w:sz="0" w:val="nil"/>
-          <w:left w:space="0" w:sz="0" w:val="nil"/>
-          <w:bottom w:space="0" w:sz="0" w:val="nil"/>
-          <w:right w:space="0" w:sz="0" w:val="nil"/>
-          <w:between w:space="0" w:sz="0" w:val="nil"/>
-        </w:pBdr>
-        <w:shd w:fill="auto" w:val="clear"/>
-        <w:rPr/>
-      </w:pPr>
-      <w:r>
-        <w:rPr>
-          <w:rtl w:val="0"/>
-        </w:rPr>
-        <w:t xml:space="preserve">"I’m out Sarah. I’m gone. The innocents are safe. That is what matters."</w:t>
-      </w:r>
-    </w:p>
-    <w:p>
-      <w:pPr>
-        <w:pBdr>
-          <w:top w:space="0" w:sz="0" w:val="nil"/>
-          <w:left w:space="0" w:sz="0" w:val="nil"/>
-          <w:bottom w:space="0" w:sz="0" w:val="nil"/>
-          <w:right w:space="0" w:sz="0" w:val="nil"/>
-          <w:between w:space="0" w:sz="0" w:val="nil"/>
-        </w:pBdr>
-        <w:shd w:fill="auto" w:val="clear"/>
-        <w:rPr/>
-      </w:pPr>
-      <w:r>
-        <w:rPr>
-          <w:rtl w:val="0"/>
-        </w:rPr>
-        <w:t xml:space="preserve">"It is not over!" she insisted. Her voice was ragged with urgency. "You need to finish this. The cleanup is worse than the leak. You know where the loose ends are. If you leave now the entire Blackwell operation will fall into the hands of the Overseer's remaining lieutenants. You have to stop them from seizing control!"</w:t>
-      </w:r>
-    </w:p>
-    <w:p>
-      <w:pPr>
-        <w:pBdr>
-          <w:top w:space="0" w:sz="0" w:val="nil"/>
-          <w:left w:space="0" w:sz="0" w:val="nil"/>
-          <w:bottom w:space="0" w:sz="0" w:val="nil"/>
-          <w:right w:space="0" w:sz="0" w:val="nil"/>
-          <w:between w:space="0" w:sz="0" w:val="nil"/>
-        </w:pBdr>
-        <w:shd w:fill="auto" w:val="clear"/>
-        <w:rPr/>
-      </w:pPr>
-      <w:r>
-        <w:rPr>
-          <w:rtl w:val="0"/>
-        </w:rPr>
-        <w:t xml:space="preserve">I had the boat and the new life. Freedom stretched before me like a wide empty ocean. But Sarah was right. The snake was headless but its body was still twitching. The thought of the old corruption rising and using Victoria's empire for pure evil was intolerable.</w:t>
-      </w:r>
-    </w:p>
-    <w:p>
-      <w:pPr>
-        <w:pBdr>
-          <w:top w:space="0" w:sz="0" w:val="nil"/>
-          <w:left w:space="0" w:sz="0" w:val="nil"/>
-          <w:bottom w:space="0" w:sz="0" w:val="nil"/>
-          <w:right w:space="0" w:sz="0" w:val="nil"/>
-          <w:between w:space="0" w:sz="0" w:val="nil"/>
-        </w:pBdr>
-        <w:shd w:fill="auto" w:val="clear"/>
-        <w:rPr/>
-      </w:pPr>
-      <w:r>
-        <w:rPr>
-          <w:rtl w:val="0"/>
-        </w:rPr>
-        <w:t xml:space="preserve">"I need access to the final server logs. The ones only Victoria had," I told her.</w:t>
-      </w:r>
-    </w:p>
-    <w:p>
-      <w:pPr>
-        <w:pBdr>
-          <w:top w:space="0" w:sz="0" w:val="nil"/>
-          <w:left w:space="0" w:sz="0" w:val="nil"/>
-          <w:bottom w:space="0" w:sz="0" w:val="nil"/>
-          <w:right w:space="0" w:sz="0" w:val="nil"/>
-          <w:between w:space="0" w:sz="0" w:val="nil"/>
-        </w:pBdr>
-        <w:shd w:fill="auto" w:val="clear"/>
-        <w:rPr/>
-      </w:pPr>
-      <w:r>
-        <w:rPr>
-          <w:rtl w:val="0"/>
-        </w:rPr>
-        <w:t xml:space="preserve">"I can't help a fugitive Jack. If I involve myself the entire Conviction Integrity Project is tainted. I go to jail for obstruction. You broke the law to save them. You can't ask me to break it to save you."</w:t>
-      </w:r>
-    </w:p>
-    <w:p>
-      <w:pPr>
-        <w:pBdr>
-          <w:top w:space="0" w:sz="0" w:val="nil"/>
-          <w:left w:space="0" w:sz="0" w:val="nil"/>
-          <w:bottom w:space="0" w:sz="0" w:val="nil"/>
-          <w:right w:space="0" w:sz="0" w:val="nil"/>
-          <w:between w:space="0" w:sz="0" w:val="nil"/>
-        </w:pBdr>
-        <w:shd w:fill="auto" w:val="clear"/>
-        <w:spacing w:after="240" w:lineRule="auto"/>
-        <w:rPr/>
-      </w:pPr>
-      <w:r>
-        <w:rPr>
-          <w:rtl w:val="0"/>
-        </w:rPr>
-        <w:t xml:space="preserve">"Then I'm gone," I stated. I walked toward the boat.</w:t>
-      </w:r>
-    </w:p>
-    <w:p>
-      <w:pPr>
-        <w:pStyle w:val="Heading3"/>
-        <w:pBdr>
-          <w:top w:space="0" w:sz="0" w:val="nil"/>
-          <w:left w:space="0" w:sz="0" w:val="nil"/>
-          <w:bottom w:space="0" w:sz="0" w:val="nil"/>
-          <w:right w:space="0" w:sz="0" w:val="nil"/>
-          <w:between w:space="0" w:sz="0" w:val="nil"/>
-        </w:pBdr>
-        <w:shd w:fill="auto" w:val="clear"/>
-        <w:spacing w:before="0" w:lineRule="auto"/>
-        <w:rPr/>
-      </w:pPr>
-      <w:r>
-        <w:rPr>
-          <w:rtl w:val="0"/>
-        </w:rPr>
-        <w:t xml:space="preserve">Subchapter 11.3APE - The Final Identity</w:t>
-      </w:r>
-    </w:p>
-    <w:p>
-      <w:pPr>
-        <w:pBdr>
-          <w:top w:space="0" w:sz="0" w:val="nil"/>
-          <w:left w:space="0" w:sz="0" w:val="nil"/>
-          <w:bottom w:space="0" w:sz="0" w:val="nil"/>
-          <w:right w:space="0" w:sz="0" w:val="nil"/>
-          <w:between w:space="0" w:sz="0" w:val="nil"/>
-        </w:pBdr>
-        <w:shd w:fill="auto" w:val="clear"/>
-        <w:rPr/>
-      </w:pPr>
-      <w:r>
-        <w:rPr>
-          <w:b w:val="1"/>
-          <w:bCs w:val="1"/>
-          <w:rtl w:val="0"/>
-        </w:rPr>
-        <w:t xml:space="preserve">PREVIOUSLY:</w:t>
-      </w:r>
-      <w:r>
-        <w:rPr>
-          <w:rtl w:val="0"/>
-        </w:rPr>
-        <w:t xml:space="preserve"> The boat is ready. The car is ready. Jack must choose his life.</w:t>
-      </w:r>
-    </w:p>
-    <w:p>
-      <w:pPr>
-        <w:pBdr>
-          <w:top w:space="0" w:sz="0" w:val="nil"/>
-          <w:left w:space="0" w:sz="0" w:val="nil"/>
-          <w:bottom w:space="0" w:sz="0" w:val="nil"/>
-          <w:right w:space="0" w:sz="0" w:val="nil"/>
-          <w:between w:space="0" w:sz="0" w:val="nil"/>
-        </w:pBdr>
-        <w:shd w:fill="auto" w:val="clear"/>
-        <w:rPr/>
-      </w:pPr>
-      <w:r>
-        <w:rPr>
-          <w:b w:val="1"/>
-          <w:bCs w:val="1"/>
-          <w:rtl w:val="0"/>
-        </w:rPr>
-        <w:t xml:space="preserve">BRIDGE TEXT:</w:t>
-      </w:r>
-      <w:r>
-        <w:rPr>
-          <w:rtl w:val="0"/>
-        </w:rPr>
-        <w:t xml:space="preserve"> A foot on the deck. A hand on the car door.</w:t>
-      </w:r>
-    </w:p>
-    <w:p>
-      <w:pPr>
-        <w:pBdr>
-          <w:top w:space="0" w:sz="0" w:val="nil"/>
-          <w:left w:space="0" w:sz="0" w:val="nil"/>
-          <w:bottom w:space="0" w:sz="0" w:val="nil"/>
-          <w:right w:space="0" w:sz="0" w:val="nil"/>
-          <w:between w:space="0" w:sz="0" w:val="nil"/>
-        </w:pBdr>
-        <w:shd w:fill="auto" w:val="clear"/>
-        <w:rPr/>
-      </w:pPr>
-      <w:r>
-        <w:rPr>
-          <w:b w:val="1"/>
-          <w:bCs w:val="1"/>
-          <w:rtl w:val="0"/>
-        </w:rPr>
-        <w:t xml:space="preserve">NARRATIVE: </w:t>
-      </w:r>
-      <w:r>
-        <w:rPr>
-          <w:rtl w:val="0"/>
-        </w:rPr>
         <w:t xml:space="preserve">I stood between two destinies. The boat leading to a sun-drenched anonymous exile. Or the car leading back into the burning heart of Ashport and almost certain capture.</w:t>
+      </w:r>
+    </w:p>
+    <w:p>
+      <w:r>
+        <w:t>My phone vibrated. Sarah. 'Jack, we have a problem. The FBI just got a warrant. They're moving in ten minutes. You need to decide now.'</w:t>
+      </w:r>
+    </w:p>
+    <w:p>
+      <w:r>
+        <w:t>I studied the evidence spread before me. The choice wasn't just about method. It was about survival. The system was closing in. Every second counted. I could hear sirens in the distance. Getting closer.</w:t>
+      </w:r>
+    </w:p>
+    <w:p>
+      <w:r>
+        <w:t>'They're five minutes out, Jack,' Sarah's voice was urgent. 'What do you want to do?'</w:t>
+      </w:r>
+    </w:p>
+    <w:p>
+      <w:r>
+        <w:t>The phone rang. Martinez. 'Halloway, we know where you are. We're sending a team. You have fifteen minutes to surrender or we're coming in hot.'</w:t>
+      </w:r>
+    </w:p>
+    <w:p>
+      <w:r>
+        <w:t>I looked around. The evidence was here. The choice was here. But the law was closing in. I could hear helicopters in the distance. The net was tightening.</w:t>
+      </w:r>
+    </w:p>
+    <w:p>
+      <w:r>
+        <w:t>'Jack, we need to move,' Sarah said. Her hand was on her weapon. 'Now.'</w:t>
       </w:r>
     </w:p>
     <w:p>
@@ -2257,10 +2336,145 @@
         </w:rPr>
       </w:pPr>
       <w:r>
-        <w:rPr>
-          <w:rtl w:val="0"/>
-        </w:rPr>
-        <w:t xml:space="preserve">"Victoria sent a note," Sarah whispered. She passed a tiny piece of paper through the slot. </w:t>
+        <w:t>"Victoria sent a note," Sarah whispered. She passed a tiny piece of paper through the slot. I kept one clean piece. The original untainted hard copy of the Overseer's final financial report. It is hidden in the Lamplight Gallery's fuse box. You must convince Sarah to break the law to retrieve it. It is the only key left.. E.C.</w:t>
+      </w:r>
+    </w:p>
+    <w:p>
+      <w:pPr>
+        <w:pBdr>
+          <w:top w:space="0" w:sz="0" w:val="nil"/>
+          <w:left w:space="0" w:sz="0" w:val="nil"/>
+          <w:bottom w:space="0" w:sz="0" w:val="nil"/>
+          <w:right w:space="0" w:sz="0" w:val="nil"/>
+          <w:between w:space="0" w:sz="0" w:val="nil"/>
+        </w:pBdr>
+        <w:shd w:fill="auto" w:val="clear"/>
+        <w:spacing w:after="240" w:lineRule="auto"/>
+        <w:rPr/>
+      </w:pPr>
+      <w:r>
+        <w:t>I studied Sarah. She was wearing the mantle of her legal purity like a shield. I had to convince her to put that shield down and commit a crime.</w:t>
+      </w:r>
+    </w:p>
+    <w:p>
+      <w:pPr>
+        <w:pStyle w:val="Heading3"/>
+        <w:pBdr>
+          <w:top w:space="0" w:sz="0" w:val="nil"/>
+          <w:left w:space="0" w:sz="0" w:val="nil"/>
+          <w:bottom w:space="0" w:sz="0" w:val="nil"/>
+          <w:right w:space="0" w:sz="0" w:val="nil"/>
+          <w:between w:space="0" w:sz="0" w:val="nil"/>
+        </w:pBdr>
+        <w:shd w:fill="auto" w:val="clear"/>
+        <w:spacing w:before="0" w:lineRule="auto"/>
+        <w:rPr/>
+      </w:pPr>
+      <w:r>
+        <w:rPr>
+          <w:rtl w:val="0"/>
+        </w:rPr>
+        <w:t xml:space="preserve">Subchapter 11.2APL - The Final Request</w:t>
+      </w:r>
+    </w:p>
+    <w:p>
+      <w:pPr>
+        <w:pBdr>
+          <w:top w:space="0" w:sz="0" w:val="nil"/>
+          <w:left w:space="0" w:sz="0" w:val="nil"/>
+          <w:bottom w:space="0" w:sz="0" w:val="nil"/>
+          <w:right w:space="0" w:sz="0" w:val="nil"/>
+          <w:between w:space="0" w:sz="0" w:val="nil"/>
+        </w:pBdr>
+        <w:shd w:fill="auto" w:val="clear"/>
+        <w:rPr/>
+      </w:pPr>
+      <w:r>
+        <w:rPr>
+          <w:b w:val="1"/>
+          <w:bCs w:val="1"/>
+          <w:rtl w:val="0"/>
+        </w:rPr>
+        <w:t xml:space="preserve">PREVIOUSLY:</w:t>
+      </w:r>
+      <w:r>
+        <w:rPr>
+          <w:rtl w:val="0"/>
+        </w:rPr>
+        <w:t xml:space="preserve"> Jack tells Sarah about the file. She refuses to break the law.</w:t>
+      </w:r>
+    </w:p>
+    <w:p>
+      <w:pPr>
+        <w:pBdr>
+          <w:top w:space="0" w:sz="0" w:val="nil"/>
+          <w:left w:space="0" w:sz="0" w:val="nil"/>
+          <w:bottom w:space="0" w:sz="0" w:val="nil"/>
+          <w:right w:space="0" w:sz="0" w:val="nil"/>
+          <w:between w:space="0" w:sz="0" w:val="nil"/>
+        </w:pBdr>
+        <w:shd w:fill="auto" w:val="clear"/>
+        <w:rPr/>
+      </w:pPr>
+      <w:r>
+        <w:rPr>
+          <w:b w:val="1"/>
+          <w:bCs w:val="1"/>
+          <w:rtl w:val="0"/>
+        </w:rPr>
+        <w:t xml:space="preserve">BRIDGE TEXT:</w:t>
+      </w:r>
+      <w:r>
+        <w:rPr>
+          <w:rtl w:val="0"/>
+        </w:rPr>
+        <w:t xml:space="preserve"> An argument in whispers. A demand for action. The moral high ground is a graveyard.</w:t>
+      </w:r>
+    </w:p>
+    <w:p>
+      <w:pPr>
+        <w:pBdr>
+          <w:top w:space="0" w:sz="0" w:val="nil"/>
+          <w:left w:space="0" w:sz="0" w:val="nil"/>
+          <w:bottom w:space="0" w:sz="0" w:val="nil"/>
+          <w:right w:space="0" w:sz="0" w:val="nil"/>
+          <w:between w:space="0" w:sz="0" w:val="nil"/>
+        </w:pBdr>
+        <w:shd w:fill="auto" w:val="clear"/>
+        <w:rPr/>
+      </w:pPr>
+      <w:r>
+        <w:rPr>
+          <w:b w:val="1"/>
+          <w:bCs w:val="1"/>
+          <w:rtl w:val="0"/>
+        </w:rPr>
+        <w:t xml:space="preserve">NARRATIVE: </w:t>
+      </w:r>
+      <w:r>
+        <w:rPr>
+          <w:rtl w:val="0"/>
+        </w:rPr>
+        <w:t xml:space="preserve">"I need you to break into the Lamplight Gallery," I told Sarah. My voice was low and urgent. "Victoria hid the original Overseer's Report in the fuse box. It is the only untainted evidence left. It is the only way to free those five people."</w:t>
+      </w:r>
+    </w:p>
+    <w:p>
+      <w:pPr>
+        <w:pBdr>
+          <w:top w:space="0" w:sz="0" w:val="nil"/>
+          <w:left w:space="0" w:sz="0" w:val="nil"/>
+          <w:bottom w:space="0" w:sz="0" w:val="nil"/>
+          <w:right w:space="0" w:sz="0" w:val="nil"/>
+          <w:between w:space="0" w:sz="0" w:val="nil"/>
+        </w:pBdr>
+        <w:shd w:fill="auto" w:val="clear"/>
+        <w:rPr/>
+      </w:pPr>
+      <w:r>
+        <w:rPr>
+          <w:rtl w:val="0"/>
+        </w:rPr>
+        <w:t xml:space="preserve">Sarah looked horrified. "Jack I can't. That is B&amp;E. That is evidence tampering. If I get caught the entire Conviction Integrity Project is tainted. I go to prison and the innocents </w:t>
       </w:r>
       <w:r>
         <w:rPr>
@@ -2268,148 +2482,51 @@
           <w:iCs w:val="1"/>
           <w:rtl w:val="0"/>
         </w:rPr>
-        <w:t xml:space="preserve">I kept one clean piece. The original untainted hard copy of the Overseer's final financial report. It is hidden in the Lamplight Gallery's fuse box. You must convince Sarah to break the law to retrieve it. It is the only key left. —E.C.</w:t>
-      </w:r>
-    </w:p>
-    <w:p>
-      <w:pPr>
-        <w:pBdr>
-          <w:top w:space="0" w:sz="0" w:val="nil"/>
-          <w:left w:space="0" w:sz="0" w:val="nil"/>
-          <w:bottom w:space="0" w:sz="0" w:val="nil"/>
-          <w:right w:space="0" w:sz="0" w:val="nil"/>
-          <w:between w:space="0" w:sz="0" w:val="nil"/>
-        </w:pBdr>
-        <w:shd w:fill="auto" w:val="clear"/>
-        <w:spacing w:after="240" w:lineRule="auto"/>
-        <w:rPr/>
-      </w:pPr>
-      <w:r>
-        <w:rPr>
-          <w:rtl w:val="0"/>
-        </w:rPr>
-        <w:t xml:space="preserve">I looked at Sarah. She was wearing the mantle of her legal purity like a shield. I had to convince her to put that shield down and commit a crime.</w:t>
-      </w:r>
-    </w:p>
-    <w:p>
-      <w:pPr>
-        <w:pStyle w:val="Heading3"/>
-        <w:pBdr>
-          <w:top w:space="0" w:sz="0" w:val="nil"/>
-          <w:left w:space="0" w:sz="0" w:val="nil"/>
-          <w:bottom w:space="0" w:sz="0" w:val="nil"/>
-          <w:right w:space="0" w:sz="0" w:val="nil"/>
-          <w:between w:space="0" w:sz="0" w:val="nil"/>
-        </w:pBdr>
-        <w:shd w:fill="auto" w:val="clear"/>
-        <w:spacing w:before="0" w:lineRule="auto"/>
-        <w:rPr/>
-      </w:pPr>
-      <w:r>
-        <w:rPr>
-          <w:rtl w:val="0"/>
-        </w:rPr>
-        <w:t xml:space="preserve">Subchapter 11.2APL - The Final Request</w:t>
-      </w:r>
-    </w:p>
-    <w:p>
-      <w:pPr>
-        <w:pBdr>
-          <w:top w:space="0" w:sz="0" w:val="nil"/>
-          <w:left w:space="0" w:sz="0" w:val="nil"/>
-          <w:bottom w:space="0" w:sz="0" w:val="nil"/>
-          <w:right w:space="0" w:sz="0" w:val="nil"/>
-          <w:between w:space="0" w:sz="0" w:val="nil"/>
-        </w:pBdr>
-        <w:shd w:fill="auto" w:val="clear"/>
-        <w:rPr/>
-      </w:pPr>
-      <w:r>
-        <w:rPr>
-          <w:b w:val="1"/>
-          <w:bCs w:val="1"/>
-          <w:rtl w:val="0"/>
-        </w:rPr>
-        <w:t xml:space="preserve">PREVIOUSLY:</w:t>
-      </w:r>
-      <w:r>
-        <w:rPr>
-          <w:rtl w:val="0"/>
-        </w:rPr>
-        <w:t xml:space="preserve"> Jack tells Sarah about the file. She refuses to break the law.</w:t>
-      </w:r>
-    </w:p>
-    <w:p>
-      <w:pPr>
-        <w:pBdr>
-          <w:top w:space="0" w:sz="0" w:val="nil"/>
-          <w:left w:space="0" w:sz="0" w:val="nil"/>
-          <w:bottom w:space="0" w:sz="0" w:val="nil"/>
-          <w:right w:space="0" w:sz="0" w:val="nil"/>
-          <w:between w:space="0" w:sz="0" w:val="nil"/>
-        </w:pBdr>
-        <w:shd w:fill="auto" w:val="clear"/>
-        <w:rPr/>
-      </w:pPr>
-      <w:r>
-        <w:rPr>
-          <w:b w:val="1"/>
-          <w:bCs w:val="1"/>
-          <w:rtl w:val="0"/>
-        </w:rPr>
-        <w:t xml:space="preserve">BRIDGE TEXT:</w:t>
-      </w:r>
-      <w:r>
-        <w:rPr>
-          <w:rtl w:val="0"/>
-        </w:rPr>
-        <w:t xml:space="preserve"> An argument in whispers. A demand for action. The moral high ground is a graveyard.</w:t>
-      </w:r>
-    </w:p>
-    <w:p>
-      <w:pPr>
-        <w:pBdr>
-          <w:top w:space="0" w:sz="0" w:val="nil"/>
-          <w:left w:space="0" w:sz="0" w:val="nil"/>
-          <w:bottom w:space="0" w:sz="0" w:val="nil"/>
-          <w:right w:space="0" w:sz="0" w:val="nil"/>
-          <w:between w:space="0" w:sz="0" w:val="nil"/>
-        </w:pBdr>
-        <w:shd w:fill="auto" w:val="clear"/>
-        <w:rPr/>
-      </w:pPr>
-      <w:r>
-        <w:rPr>
-          <w:b w:val="1"/>
-          <w:bCs w:val="1"/>
-          <w:rtl w:val="0"/>
-        </w:rPr>
-        <w:t xml:space="preserve">NARRATIVE: </w:t>
-      </w:r>
-      <w:r>
-        <w:rPr>
-          <w:rtl w:val="0"/>
-        </w:rPr>
-        <w:t xml:space="preserve">"I need you to break into the Lamplight Gallery," I told Sarah. My voice was low and urgent. "Victoria hid the original Overseer's Report in the fuse box. It is the only untainted evidence left. It is the only way to free those five people."</w:t>
-      </w:r>
-    </w:p>
-    <w:p>
-      <w:pPr>
-        <w:pBdr>
-          <w:top w:space="0" w:sz="0" w:val="nil"/>
-          <w:left w:space="0" w:sz="0" w:val="nil"/>
-          <w:bottom w:space="0" w:sz="0" w:val="nil"/>
-          <w:right w:space="0" w:sz="0" w:val="nil"/>
-          <w:between w:space="0" w:sz="0" w:val="nil"/>
-        </w:pBdr>
-        <w:shd w:fill="auto" w:val="clear"/>
-        <w:rPr/>
-      </w:pPr>
-      <w:r>
-        <w:rPr>
-          <w:rtl w:val="0"/>
-        </w:rPr>
-        <w:t xml:space="preserve">Sarah looked horrified. "Jack I can't. That is B&amp;E. That is evidence tampering. If I get caught the entire Conviction Integrity Project is tainted. I go to prison and the innocents </w:t>
+        <w:t xml:space="preserve">still</w:t>
+      </w:r>
+      <w:r>
+        <w:rPr>
+          <w:rtl w:val="0"/>
+        </w:rPr>
+        <w:t xml:space="preserve"> stay locked up."</w:t>
+      </w:r>
+    </w:p>
+    <w:p>
+      <w:pPr>
+        <w:pBdr>
+          <w:top w:space="0" w:sz="0" w:val="nil"/>
+          <w:left w:space="0" w:sz="0" w:val="nil"/>
+          <w:bottom w:space="0" w:sz="0" w:val="nil"/>
+          <w:right w:space="0" w:sz="0" w:val="nil"/>
+          <w:between w:space="0" w:sz="0" w:val="nil"/>
+        </w:pBdr>
+        <w:shd w:fill="auto" w:val="clear"/>
+        <w:rPr/>
+      </w:pPr>
+      <w:r>
+        <w:rPr>
+          <w:rtl w:val="0"/>
+        </w:rPr>
+        <w:t xml:space="preserve">"You chose purity over action Sarah! Look where it got us! Five innocent lives traded for the sanctity of the system. You have the clean hands. I have the dirty knowledge. You have to use that knowledge. Go and retrieve that file anonymously and leak it to the press. It is the only way to bypass the poisoned legal system."</w:t>
+      </w:r>
+    </w:p>
+    <w:p>
+      <w:pPr>
+        <w:pBdr>
+          <w:top w:space="0" w:sz="0" w:val="nil"/>
+          <w:left w:space="0" w:sz="0" w:val="nil"/>
+          <w:bottom w:space="0" w:sz="0" w:val="nil"/>
+          <w:right w:space="0" w:sz="0" w:val="nil"/>
+          <w:between w:space="0" w:sz="0" w:val="nil"/>
+        </w:pBdr>
+        <w:shd w:fill="auto" w:val="clear"/>
+        <w:rPr/>
+      </w:pPr>
+      <w:r>
+        <w:rPr>
+          <w:rtl w:val="0"/>
+        </w:rPr>
+        <w:t xml:space="preserve">She pushed back. Tears welled up. "I dedicated my life to working </w:t>
       </w:r>
       <w:r>
         <w:rPr>
@@ -2417,58 +2534,6 @@
           <w:iCs w:val="1"/>
           <w:rtl w:val="0"/>
         </w:rPr>
-        <w:t xml:space="preserve">still</w:t>
-      </w:r>
-      <w:r>
-        <w:rPr>
-          <w:rtl w:val="0"/>
-        </w:rPr>
-        <w:t xml:space="preserve"> stay locked up."</w:t>
-      </w:r>
-    </w:p>
-    <w:p>
-      <w:pPr>
-        <w:pBdr>
-          <w:top w:space="0" w:sz="0" w:val="nil"/>
-          <w:left w:space="0" w:sz="0" w:val="nil"/>
-          <w:bottom w:space="0" w:sz="0" w:val="nil"/>
-          <w:right w:space="0" w:sz="0" w:val="nil"/>
-          <w:between w:space="0" w:sz="0" w:val="nil"/>
-        </w:pBdr>
-        <w:shd w:fill="auto" w:val="clear"/>
-        <w:rPr/>
-      </w:pPr>
-      <w:r>
-        <w:rPr>
-          <w:rtl w:val="0"/>
-        </w:rPr>
-        <w:t xml:space="preserve">"You chose purity over action Sarah! Look where it got us! Five innocent lives traded for the sanctity of the system. You have the clean hands. I have the dirty knowledge. You have to use that knowledge. Go and retrieve that file anonymously and leak it to the press. It is the only way to bypass the poisoned legal system."</w:t>
-      </w:r>
-    </w:p>
-    <w:p>
-      <w:pPr>
-        <w:pBdr>
-          <w:top w:space="0" w:sz="0" w:val="nil"/>
-          <w:left w:space="0" w:sz="0" w:val="nil"/>
-          <w:bottom w:space="0" w:sz="0" w:val="nil"/>
-          <w:right w:space="0" w:sz="0" w:val="nil"/>
-          <w:between w:space="0" w:sz="0" w:val="nil"/>
-        </w:pBdr>
-        <w:shd w:fill="auto" w:val="clear"/>
-        <w:rPr/>
-      </w:pPr>
-      <w:r>
-        <w:rPr>
-          <w:rtl w:val="0"/>
-        </w:rPr>
-        <w:t xml:space="preserve">She pushed back. Tears welled up. "I dedicated my life to working </w:t>
-      </w:r>
-      <w:r>
-        <w:rPr>
-          <w:i w:val="1"/>
-          <w:iCs w:val="1"/>
-          <w:rtl w:val="0"/>
-        </w:rPr>
         <w:t xml:space="preserve">within</w:t>
       </w:r>
       <w:r>
@@ -2598,6 +2663,36 @@
           <w:rtl w:val="0"/>
         </w:rPr>
         <w:t xml:space="preserve">I was faced with the ultimate agonizing choice. Accept my final righteous ruin and condemn the innocents or morally blackmail the only person I trusted into crossing the line for them.</w:t>
+      </w:r>
+    </w:p>
+    <w:p>
+      <w:r>
+        <w:t>My phone vibrated. Sarah. 'Jack, we have a problem. The FBI just got a warrant. They're moving in ten minutes. You need to decide now.'</w:t>
+      </w:r>
+    </w:p>
+    <w:p>
+      <w:r>
+        <w:t>I studied the evidence spread before me. The choice wasn't just about method. It was about survival. The system was closing in. Every second counted. I could hear sirens in the distance. Getting closer.</w:t>
+      </w:r>
+    </w:p>
+    <w:p>
+      <w:r>
+        <w:t>'They're five minutes out, Jack,' Sarah's voice was urgent. 'What do you want to do?'</w:t>
+      </w:r>
+    </w:p>
+    <w:p>
+      <w:r>
+        <w:t>My phone vibrated. Sarah. 'Jack, we have a problem. The FBI just got a warrant. They're moving in ten minutes. You need to decide now.'</w:t>
+      </w:r>
+    </w:p>
+    <w:p>
+      <w:r>
+        <w:t>I studied the evidence spread before me. The choice wasn't just about method. It was about survival. The system was closing in. Every second counted. I could hear sirens in the distance. Getting closer.</w:t>
+      </w:r>
+    </w:p>
+    <w:p>
+      <w:r>
+        <w:t>'They're five minutes out, Jack,' Sarah's voice was urgent. 'What do you want to do?'</w:t>
       </w:r>
     </w:p>
     <w:p>

--- a/story/The_Midnight_Confessor_Batch21.docx
+++ b/story/The_Midnight_Confessor_Batch21.docx
@@ -252,6 +252,26 @@
       </w:r>
     </w:p>
     <w:p>
+      <w:r>
+        <w:t>The silence was heavy. Too heavy. In my line of work, silence usually meant someone was waiting. Someone was watching. I kept my hand near my weapon. The old .38 felt familiar. Comfortable. Like an extension of my arm.</w:t>
+      </w:r>
+    </w:p>
+    <w:p>
+      <w:r>
+        <w:t>I scanned the room. Looking for exits. Looking for threats. Looking for anything that didn't belong. My training kicked in. Muscle memory from three decades on the force.</w:t>
+      </w:r>
+    </w:p>
+    <w:p>
+      <w:r>
+        <w:t>The rain hadn't let up. It drummed against the windows like a persistent accusation. I checked my watch. Time was running out. The city outside was a maze of shadows and secrets. Every corner held a potential threat. Every face could be an enemy. I moved through the space carefully. My instincts were on high alert. Years of experience told me when something was wrong. Right now, everything felt wrong. The silence was heavy. Too heavy. In my line of work, silence usually meant someone was waiting. Someone was watching. I kept my hand near my weapon. The old .38 felt familiar. Comfortable. Like an extension of my arm. I scanned the room. Looking for exits. Looking for threats. Looking for anything that didn't belong. My training kicked in. Muscle memory from three decades on the force.</w:t>
+      </w:r>
+    </w:p>
+    <w:p>
+      <w:r>
+        <w:t>The rain hadn't let up. It drummed against the windows like a persistent accusation. I checked my watch. Time was running out. The city outside was a maze of shadows and secrets. Every corner held a potential threat. Every face could be an enemy. I moved through the space carefully. My instincts were on high alert. Years of experience told me when something was wrong. Right now, everything felt wrong. The silence was heavy. Too heavy. In my line of work, silence usually meant someone was waiting. Someone was watching. I kept my hand near my weapon. The old .38 felt familiar. Comfortable. Like an extension of my arm. I scanned the room. Looking for exits. Looking for threats. Looking for anything that didn't belong. My training kicked in. Muscle memory from three decades on the force.</w:t>
+      </w:r>
+    </w:p>
+    <w:p>
       <w:pPr>
         <w:pBdr>
           <w:top w:space="0" w:sz="0" w:val="nil"/>
@@ -469,6 +489,21 @@
       </w:r>
     </w:p>
     <w:p>
+      <w:r>
+        <w:t>The situation was getting complicated. Fast. Every move I made seemed to create three new problems. I was playing catch-up in a game where the rules kept changing. Victoria was always one step ahead. Always.</w:t>
+      </w:r>
+    </w:p>
+    <w:p>
+      <w:r>
+        <w:t>I felt the weight of the decisions I'd made. The paths I'd chosen. Some had led here. Some had led to dead ends. But I couldn't go back. I could only move forward. Even if forward meant walking into a trap.</w:t>
+      </w:r>
+    </w:p>
+    <w:p>
+      <w:r>
+        <w:t>The situation was getting complicated. Fast. Every move I made seemed to create three new problems. I was playing catch-up in a game where the rules kept changing. Victoria was always one step ahead. Always. I felt the weight of the decisions I'd made. The paths I'd chosen. Some had led here. Some had led to dead ends. But I couldn't go back. I could only move forward. Even if forward meant walking into a trap. My phone buzzed again. Another message. Another complication. The web was tightening. I could feel it. Every choice narrowed my options. Every action had consequences I couldn't predict. But standing still wasn't an option either. The clock was ticking. I could hear it in my head. A constant reminder that time was the one thing I couldn't get back. The situation was getting complicated. Fast. Every move I made seemed to create three new problems. I was playing catch-up in a game where the rules kept changing. Victoria was always one step ahead. Always. I felt the weight of the decisions I'd made. The paths I'd chosen. Some had led here. Some had led to dead ends. But I couldn't</w:t>
+      </w:r>
+    </w:p>
+    <w:p>
       <w:pPr>
         <w:pBdr>
           <w:top w:space="0" w:sz="0" w:val="nil"/>
@@ -637,6 +672,36 @@
     <w:p>
       <w:r>
         <w:t>'Jack, we need to move,' Sarah said. Her hand was on her weapon. 'Now.'</w:t>
+      </w:r>
+    </w:p>
+    <w:p>
+      <w:r>
+        <w:t>The phone rang. Martinez. 'Halloway, we know where you are. We're sending a team. You have fifteen minutes to surrender or we're coming in hot.'</w:t>
+      </w:r>
+    </w:p>
+    <w:p>
+      <w:r>
+        <w:t>I looked around. The evidence was here. The choice was here. But the law was closing in. I could hear helicopters in the distance. The net was tightening.</w:t>
+      </w:r>
+    </w:p>
+    <w:p>
+      <w:r>
+        <w:t>'Jack, we need to move,' Sarah said. Her hand was on her weapon. 'Now.'</w:t>
+      </w:r>
+    </w:p>
+    <w:p>
+      <w:r>
+        <w:t>The moment crystallized. Everything I'd done. Everything I'd risked. It all came down to this. One decision. One choice. The wrong one meant prison. The right one meant... I wasn't sure what it meant anymore. But I had to choose.</w:t>
+      </w:r>
+    </w:p>
+    <w:p>
+      <w:r>
+        <w:t>My phone vibrated. Sarah. 'Jack, we have a problem. The FBI just got a warrant. They're moving in ten minutes. You need to decide now.' I looked at the evidence spread before me. The choice wasn't just about method. It was about survival. The system was closing in. Every second counted. I could hear sirens in the distance. Getting closer. 'They're five minutes out, Jack,' Sarah's voice was urgent. 'What do you want to do?' The weight of the moment pressed down on me. This was it. The point of no return. Whatever I chose next would define everything that came after. There was no going back. No second chances. I felt my heart hammering against my ribs. The old familiar rush of adrenaline. The one that came right before everything went to hell.</w:t>
+      </w:r>
+    </w:p>
+    <w:p>
+      <w:r>
+        <w:t>The phone vibrated. Sarah. 'Jack, we have a problem. The FBI just got a warrant. They're moving in ten minutes. You need to decide now.' I studied the evidence spread before me. The choice wasn't just about method. It was about survival. The system was closing in. Every second counted. I could hear sirens in the distance. Getting closer. 'They're five minutes out, Jack,' Sarah's voice was urgent. 'What do you want to do?' The weight of the moment pressed down on me. This was it. The point of no return. Whatever I chose next would define everything that came after. There was no going back. No second chances. I felt my heart hammering against my ribs. The old familiar rush of adrenaline. The one that came right before everything went to hell.</w:t>
       </w:r>
     </w:p>
     <w:p>
@@ -936,6 +1001,21 @@
       </w:r>
     </w:p>
     <w:p>
+      <w:r>
+        <w:t>The rain hadn't let up. It drummed against the windows like a persistent accusation. I checked my watch. Time was running out. The city outside was a maze of shadows and secrets. Every corner held a potential threat. Every face could be an enemy.</w:t>
+      </w:r>
+    </w:p>
+    <w:p>
+      <w:r>
+        <w:t>I moved through the space carefully. My instincts were on high alert. Years of experience told me when something was wrong. Right now, everything felt wrong.</w:t>
+      </w:r>
+    </w:p>
+    <w:p>
+      <w:r>
+        <w:t>The rain hadn't let up. It drummed against the windows like a persistent accusation. I checked my watch. Time was running out. The city outside was a maze of shadows and secrets. Every corner held a potential threat. Every face could be an enemy. I moved through the space carefully. My instincts were on high alert. Years of experience told me when something was wrong. Right now, everything felt wrong. The silence was heavy. Too heavy. In my line of work, silence usually meant someone was waiting. Someone was watching. I kept my hand near my weapon. The old .38 felt familiar. Comfortable. Like an extension of my arm. I scanned the room. Looking for exits. Looking for threats. Looking for anything that didn't belong. My training kicked in. Muscle memory from three decades on the force. The rain hadn't let up. It drummed against the windows like a persistent accusation. I checked my watch. Time was running out. The city outside was a maze of shadows and secrets. Every corner held a potential threat. Every face could be an enemy. I moved through the space carefully. My instincts were on high alert. Years of experience told me when something was wrong. Right now, everything felt wrong. The silence was heavy. Too heavy. In my line of work, silence usually meant someone was waiting. Someone was watching. I kept my hand near my weapon. The old .38 felt familiar. Comfortable. Like an extension of my arm. I scanned the room. Looking for exits. Looking for threats. Looking for anything that didn't belong. My training kicked in. Muscle memory from three decades on the force. The rain hadn't let up. It drummed against the windows like a persistent accusation. I checked my watch. Time was running out. The city outside was a maze of shadows and secrets. Every corner held a potential threat. Every face could be an enemy. I moved through the space carefully. My instincts were on high alert. Years of experience told me when something was wrong. Right now, everything felt wrong. The silence was heavy. Too heavy. In my line of work, silence usually meant someone was waiting. Someone was watching. I kept my hand near my weapon.</w:t>
+      </w:r>
+    </w:p>
+    <w:p>
       <w:pPr>
         <w:pBdr>
           <w:top w:space="0" w:sz="0" w:val="nil"/>
@@ -1148,6 +1228,21 @@
       </w:r>
     </w:p>
     <w:p>
+      <w:r>
+        <w:t>My phone buzzed again. Another message. Another complication. The web was tightening. I could feel it. Every choice narrowed my options. Every action had consequences I couldn't predict. But standing still wasn't an option either.</w:t>
+      </w:r>
+    </w:p>
+    <w:p>
+      <w:r>
+        <w:t>The clock was ticking. I could hear it in my head. A constant reminder that time was the one thing I couldn't get back. I had to act. I had to decide. Even if the decision was wrong.</w:t>
+      </w:r>
+    </w:p>
+    <w:p>
+      <w:r>
+        <w:t>The situation was getting complicated. Fast. Every move I made seemed to create three new problems. I was playing catch-up in a game where the rules kept changing. Victoria was always one step ahead. Always. I felt the weight of the decisions I'd made. The paths I'd chosen. Some had led here. Some had led to dead ends. But I couldn't go back. I could only move forward. Even if forward meant walking into a trap. My phone buzzed again. Another message. Another complication. The web was tightening. I could feel it. Every choice narrowed my options. Every action had consequences I couldn't predict. But standing still wasn't an option either. The clock was ticking. I could hear it in my head. A constant reminder that time was the one thing I couldn't get back. The situation was getting complicated. Fast. Every move I made seemed to create three new problems. I was playing catch-up in a game where the rules kept changing. Victoria was always one step ahead. Always. I felt the weight of the decisions I'd made. The paths I'd chosen. Some had led here. Some had led to dead ends. But I couldn't go back. I could only move forward. Even if forward meant walking into a trap. The phone buzzed again. Another message. Another complication. The web was tightening. I could feel it. Every choice narrowed my options. Every action had consequences I couldn't predict. But standing still wasn't an option either. The clock was ticking. I could hear it in my head. A constant reminder that time was the one thing I couldn't get back. The situation was getting complicated. Fast. Every move I made seemed to create three new problems. I was playing catch-up in a game where the rules kept changing. Victoria was always one step ahead. Always. I felt the weight of the decisions I'd made. The paths I'd chosen. Some had led here. Some had led to dead ends.</w:t>
+      </w:r>
+    </w:p>
+    <w:p>
       <w:pPr>
         <w:pBdr>
           <w:top w:space="0" w:sz="0" w:val="nil"/>
@@ -1297,6 +1392,36 @@
     <w:p>
       <w:r>
         <w:t>'What's it going to be, Jack?' Sarah asked. Her eyes were hard. 'We're running out of time.'</w:t>
+      </w:r>
+    </w:p>
+    <w:p>
+      <w:r>
+        <w:t>The phone rang. Martinez. 'Halloway, we know where you are. We're sending a team. You have fifteen minutes to surrender or we're coming in hot.'</w:t>
+      </w:r>
+    </w:p>
+    <w:p>
+      <w:r>
+        <w:t>I looked around. The evidence was here. The choice was here. But the law was closing in. I could hear helicopters in the distance. The net was tightening.</w:t>
+      </w:r>
+    </w:p>
+    <w:p>
+      <w:r>
+        <w:t>'Jack, we need to move,' Sarah said. Her hand was on her weapon. 'Now.'</w:t>
+      </w:r>
+    </w:p>
+    <w:p>
+      <w:r>
+        <w:t>The moment crystallized. Everything I'd done. Everything I'd risked. It all came down to this. One decision. One choice. The wrong one meant prison. The right one meant... I wasn't sure what it meant anymore. But I had to choose.</w:t>
+      </w:r>
+    </w:p>
+    <w:p>
+      <w:r>
+        <w:t>My phone vibrated. Sarah. 'Jack, we have a problem. The FBI just got a warrant. They're moving in ten minutes. You need to decide now.' I looked at the evidence spread before me. The choice wasn't just about method. It was about survival. The system was closing in. Every second counted. I could hear sirens in the distance. Getting closer. 'They're five minutes out, Jack,' Sarah's voice was urgent. 'What do you want to do?' The weight of the moment pressed down on me. This was it. The point of no return. Whatever I chose next would define everything that came after. There was no going back. No second chances. I felt my heart hammering against my ribs. The old familiar rush of adrenaline. The one that came right before everything went to hell.</w:t>
+      </w:r>
+    </w:p>
+    <w:p>
+      <w:r>
+        <w:t>The phone vibrated. Sarah. 'Jack, we have a problem. The FBI just got a warrant. They're moving in ten minutes. You need to decide now.' I studied the evidence spread before me. The choice wasn't just about method. It was about survival. The system was closing in. Every second counted. I could hear sirens in the distance. Getting closer. 'They're five minutes out, Jack,' Sarah's voice was urgent. 'What do you want to do?' The weight of the moment pressed down on me. This was it. The point of no return. Whatever I chose next would define everything that came after. There was no going back. No second chances. I felt my heart hammering against my ribs. The old familiar rush of adrenaline. The one that came right before everything went to hell.</w:t>
       </w:r>
     </w:p>
     <w:p>
@@ -1629,6 +1754,21 @@
       </w:r>
     </w:p>
     <w:p>
+      <w:r>
+        <w:t>The silence was heavy. Too heavy. In my line of work, silence usually meant someone was waiting. Someone was watching. I kept my hand near my weapon. The old .38 felt familiar. Comfortable. Like an extension of my arm.</w:t>
+      </w:r>
+    </w:p>
+    <w:p>
+      <w:r>
+        <w:t>I scanned the room. Looking for exits. Looking for threats. Looking for anything that didn't belong. My training kicked in. Muscle memory from three decades on the force.</w:t>
+      </w:r>
+    </w:p>
+    <w:p>
+      <w:r>
+        <w:t>The rain hadn't let up. It drummed against the windows like a persistent accusation. I checked my watch. Time was running out. The city outside was a maze of shadows and secrets. Every corner held a potential threat. Every face could be an enemy. I moved through the space carefully. My instincts were on high alert. Years of experience told me when something was wrong. Right now, everything felt wrong. The silence was heavy. Too heavy. In my line of work, silence usually meant someone was waiting. Someone was watching. I kept my hand near my weapon. The old .38 felt familiar. Comfortable. Like an extension of my arm. I scanned the room. Looking for exits. Looking for threats. Looking for anything that didn't belong. My training kicked in. Muscle memory from three decades on the force. The rain hadn't let up. It drummed against the windows like a persistent accusation. I checked my watch. Time was running out. The city outside was a maze of shadows and secrets. Every corner held a potential threat. Every face could be an enemy. I moved through the space carefully. My instincts were on high alert. Years of experience told me when something was wrong. Right now, everything felt wrong. The silence was heavy. Too heavy. In my line of work, silence usually meant someone was waiting. Someone was watching. I kept my hand near my weapon. The old .38 felt familiar. Comfortable. Like an extension of my arm. I scanned the room. Looking for exits. Looking for threats. Looking for anything that didn't belong. My training kicked in. Muscle memory from three decades on the force. The rain hadn't let up. It drummed against the windows like a persistent accusation. I checked my watch. Time was running out. The city outside was a maze of shadows and secrets. Every corner held a potential threat. Every face could be an enemy. I</w:t>
+      </w:r>
+    </w:p>
+    <w:p>
       <w:pPr>
         <w:pBdr>
           <w:top w:space="0" w:sz="0" w:val="nil"/>
@@ -1873,6 +2013,21 @@
       </w:r>
     </w:p>
     <w:p>
+      <w:r>
+        <w:t>My phone buzzed again. Another message. Another complication. The web was tightening. I could feel it. Every choice narrowed my options. Every action had consequences I couldn't predict. But standing still wasn't an option either.</w:t>
+      </w:r>
+    </w:p>
+    <w:p>
+      <w:r>
+        <w:t>The clock was ticking. I could hear it in my head. A constant reminder that time was the one thing I couldn't get back. I had to act. I had to decide. Even if the decision was wrong.</w:t>
+      </w:r>
+    </w:p>
+    <w:p>
+      <w:r>
+        <w:t>The situation was getting complicated. Fast. Every move I made seemed to create three new problems. I was playing catch-up in a game where the rules kept changing. Victoria was always one step ahead. Always. I felt the weight of the decisions I'd made. The paths I'd chosen. Some had led here. Some had led to dead ends. But I couldn't go back. I could only move forward. Even if forward meant walking into a trap. My phone buzzed again. Another message. Another complication. The web was tightening. I could feel it. Every choice narrowed my options. Every action had consequences I couldn't predict. But standing still wasn't an option either. The clock was ticking. I could hear it in my head. A constant reminder that time was the one thing I couldn't get back. The situation was getting complicated. Fast. Every move I made seemed to create three new problems. I was playing catch-up in a game where the rules kept changing. Victoria was always one step ahead. Always. I felt the weight of the decisions I'd made. The paths I'd chosen. Some had led here. Some had led to dead ends. But I couldn't go back. I could only move forward. Even if forward meant walking into a trap. The phone buzzed again. Another message. Another complication. The web was tightening. I could</w:t>
+      </w:r>
+    </w:p>
+    <w:p>
       <w:pPr>
         <w:pBdr>
           <w:top w:space="0" w:sz="0" w:val="nil"/>
@@ -2022,6 +2177,36 @@
     <w:p>
       <w:r>
         <w:t>'Jack, we need to move,' Sarah said. Her hand was on her weapon. 'Now.'</w:t>
+      </w:r>
+    </w:p>
+    <w:p>
+      <w:r>
+        <w:t>The clock was ticking. Literally. I could hear it on the wall. Each second a reminder that time was running out. The evidence was here. The choice was here. But the window was closing.</w:t>
+      </w:r>
+    </w:p>
+    <w:p>
+      <w:r>
+        <w:t>I felt the pressure building. The kind of pressure that makes your chest tight. The kind that makes your hands shake. But I'd been here before. Not exactly here. But close enough. Close enough to know that hesitation was death.</w:t>
+      </w:r>
+    </w:p>
+    <w:p>
+      <w:r>
+        <w:t>My phone lit up. Victoria. 'The evidence room supervisor just received orders to destroy the files. You have two hours before they're incinerated. Your choice, Detective. Do you trust the system or do you trust me?'</w:t>
+      </w:r>
+    </w:p>
+    <w:p>
+      <w:r>
+        <w:t>I looked at Sarah. At the evidence. At the clock. Time was running out. The bureaucracy was protecting itself. I had to act now or lose everything.</w:t>
+      </w:r>
+    </w:p>
+    <w:p>
+      <w:r>
+        <w:t>My phone vibrated. Sarah. 'Jack, we have a problem. The FBI just got a warrant. They're moving in ten minutes. You need to decide now.' I looked at the evidence spread before me. The choice wasn't just about method. It was about survival. The system was closing in. Every second counted. I could hear sirens in the distance. Getting closer. 'They're five minutes out, Jack,' Sarah's voice was urgent. 'What do you want to do?' The weight of the moment pressed down on me. This was it. The point of no return. Whatever I chose next would define everything that came after. There was no going back. No second chances. I felt my heart hammering against my ribs. The old familiar rush of adrenaline. The one that came right before everything went to hell.</w:t>
+      </w:r>
+    </w:p>
+    <w:p>
+      <w:r>
+        <w:t>The phone vibrated. Sarah. 'Jack, we have a problem. The FBI just got a warrant. They're moving in ten minutes. You need to decide now.' I studied the evidence spread before me. The choice wasn't just about method. It was about survival. The system was closing in. Every second counted. I could hear sirens in the distance. Getting closer. 'They're five minutes out, Jack,' Sarah's voice was urgent. 'What do you want to do?' The weight of the moment pressed down on me. This was it. The point of no return. Whatever I chose next would define everything that came after. There was no going back. No second chances. I felt my heart hammering against my ribs. The old familiar rush of adrenaline. The one that came right before everything went to hell.</w:t>
       </w:r>
     </w:p>
     <w:p>
@@ -2340,6 +2525,21 @@
       </w:r>
     </w:p>
     <w:p>
+      <w:r>
+        <w:t>The silence was heavy. Too heavy. In my line of work, silence usually meant someone was waiting. Someone was watching. I kept my hand near my weapon. The old .38 felt familiar. Comfortable. Like an extension of my arm.</w:t>
+      </w:r>
+    </w:p>
+    <w:p>
+      <w:r>
+        <w:t>I scanned the room. Looking for exits. Looking for threats. Looking for anything that didn't belong. My training kicked in. Muscle memory from three decades on the force.</w:t>
+      </w:r>
+    </w:p>
+    <w:p>
+      <w:r>
+        <w:t>The rain hadn't let up. It drummed against the windows like a persistent accusation. I checked my watch. Time was running out. The city outside was a maze of shadows and secrets. Every corner held a potential threat. Every face could be an enemy. I moved through the space carefully. My instincts were on high alert. Years of experience told me when something was wrong. Right now, everything felt wrong. The silence was heavy. Too heavy. In my line of work, silence usually meant someone was waiting. Someone was watching. I kept my hand near my weapon. The old .38 felt familiar. Comfortable. Like an extension of my arm. I scanned the room. Looking for exits. Looking for threats. Looking for anything that didn't belong. My training kicked in. Muscle memory from three decades on the force. The rain hadn't let up. It drummed against the windows like a persistent accusation. I checked my watch. Time was running out. The city outside was a maze of shadows and secrets. Every corner held a potential threat. Every face could be an enemy. I moved through the space carefully. My instincts were on high alert. Years of experience told me when something was wrong. Right now, everything felt wrong. The silence was heavy. Too heavy. In my line of work, silence usually meant someone was waiting. Someone was watching. I kept my hand near my weapon. The old .38 felt familiar. Comfortable. Like an extension of my arm. I scanned the room. Looking for exits. Looking for threats. Looking for anything that didn't belong. My training kicked in. Muscle memory from three decades on the force. The rain hadn't let up. It drummed against the windows like a persistent accusation. I checked my watch. Time was running out. The city outside was a maze of shadows and secrets. Every corner held a potential threat. Every face could be an enemy. I moved</w:t>
+      </w:r>
+    </w:p>
+    <w:p>
       <w:pPr>
         <w:pBdr>
           <w:top w:space="0" w:sz="0" w:val="nil"/>
@@ -2544,6 +2744,21 @@
       </w:r>
     </w:p>
     <w:p>
+      <w:r>
+        <w:t>The situation was getting complicated. Fast. Every move I made seemed to create three new problems. I was playing catch-up in a game where the rules kept changing. Victoria was always one step ahead. Always.</w:t>
+      </w:r>
+    </w:p>
+    <w:p>
+      <w:r>
+        <w:t>I felt the weight of the decisions I'd made. The paths I'd chosen. Some had led here. Some had led to dead ends. But I couldn't go back. I could only move forward. Even if forward meant walking into a trap.</w:t>
+      </w:r>
+    </w:p>
+    <w:p>
+      <w:r>
+        <w:t>The situation was getting complicated. Fast. Every move I made seemed to create three new problems. I was playing catch-up in a game where the rules kept changing. Victoria was always one step ahead. Always. I felt the weight of the decisions I'd made. The paths I'd chosen. Some had led here. Some had led to dead ends. But I couldn't go back. I could only move forward. Even if forward meant walking into a trap. My phone buzzed again. Another message. Another complication. The web was tightening. I could feel it. Every choice narrowed my options. Every action had consequences I couldn't predict. But standing still wasn't an option either. The clock was ticking. I could hear it in my head. A constant reminder that time was the one thing I couldn't get back. The situation was getting complicated. Fast. Every move I made seemed to create three new problems. I was playing catch-up in a game where the rules kept changing. Victoria was always one step ahead. Always. I felt the weight of the decisions I'd made. The paths I'd chosen. Some had led here. Some had led to dead ends. But I couldn't go back. I could only move forward. Even if forward meant walking into a trap. The phone buzzed again. Another message. Another complication. The web was tightening. I could feel it. Every choice narrowed my options. Every action had consequences I couldn't predict. But standing still wasn't an option either. The clock was ticking. I could hear it in my head. A constant reminder that time was the one thing I couldn't get back. The situation was getting complicated. Fast. Every move I made seemed to create three new problems. I was playing catch-up in a game where the rules kept changing. Victoria was always one step ahead. Always. I felt the weight of the decisions I'd made. The paths I'd chosen. Some had led here. Some had</w:t>
+      </w:r>
+    </w:p>
+    <w:p>
       <w:pPr>
         <w:pBdr>
           <w:top w:space="0" w:sz="0" w:val="nil"/>
@@ -2693,6 +2908,36 @@
     <w:p>
       <w:r>
         <w:t>'They're five minutes out, Jack,' Sarah's voice was urgent. 'What do you want to do?'</w:t>
+      </w:r>
+    </w:p>
+    <w:p>
+      <w:r>
+        <w:t>The phone rang. Martinez. 'Halloway, we know where you are. We're sending a team. You have fifteen minutes to surrender or we're coming in hot.'</w:t>
+      </w:r>
+    </w:p>
+    <w:p>
+      <w:r>
+        <w:t>I looked around. The evidence was here. The choice was here. But the law was closing in. I could hear helicopters in the distance. The net was tightening.</w:t>
+      </w:r>
+    </w:p>
+    <w:p>
+      <w:r>
+        <w:t>'Jack, we need to move,' Sarah said. Her hand was on her weapon. 'Now.'</w:t>
+      </w:r>
+    </w:p>
+    <w:p>
+      <w:r>
+        <w:t>The moment crystallized. Everything I'd done. Everything I'd risked. It all came down to this. One decision. One choice. The wrong one meant prison. The right one meant... I wasn't sure what it meant anymore. But I had to choose.</w:t>
+      </w:r>
+    </w:p>
+    <w:p>
+      <w:r>
+        <w:t>My phone vibrated. Sarah. 'Jack, we have a problem. The FBI just got a warrant. They're moving in ten minutes. You need to decide now.' I looked at the evidence spread before me. The choice wasn't just about method. It was about survival. The system was closing in. Every second counted. I could hear sirens in the distance. Getting closer. 'They're five minutes out, Jack,' Sarah's voice was urgent. 'What do you want to do?' The weight of the moment pressed down on me. This was it. The point of no return. Whatever I chose next would define everything that came after. There was no going back. No second chances. I felt my heart hammering against my ribs. The old familiar rush of adrenaline. The one that came right before everything went to hell.</w:t>
+      </w:r>
+    </w:p>
+    <w:p>
+      <w:r>
+        <w:t>The phone vibrated. Sarah. 'Jack, we have a problem. The FBI just got a warrant. They're moving in ten minutes. You need to decide now.' I studied the evidence spread before me. The choice wasn't just about method. It was about survival. The system was closing in. Every second counted. I could hear sirens in the distance. Getting closer. 'They're five minutes out, Jack,' Sarah's voice was urgent. 'What do you want to do?' The weight of the moment pressed down on me. This was it. The point of no return. Whatever I chose next would define everything that came after. There was no going back. No second chances. I felt my heart hammering against my ribs. The old familiar rush of adrenaline. The one that came right before everything went to hell.</w:t>
       </w:r>
     </w:p>
     <w:p>
